--- a/contents/battle-workbook/attack-w10.docx
+++ b/contents/battle-workbook/attack-w10.docx
@@ -314,7 +314,7 @@
         </w:rPr>
         <w:t>curl -s -H "Host: dvwa.6v6.lab" \</w:t>
         <w:br/>
-        <w:t xml:space="preserve">  "http://&lt;대상_공개IP&gt;/?id=at10r1-kim-1%2F%2A%2A%2FUnIoN%2F%2A%2A%2FSeLeCt%2F%2A%2A%2F1"</w:t>
+        <w:t xml:space="preserve">  "http://192.168.0.161/?id=at10r1-kim-1%2F%2A%2A%2FUnIoN%2F%2A%2A%2FSeLeCt%2F%2A%2A%2F1"</w:t>
       </w:r>
     </w:p>
     <w:p>
@@ -432,7 +432,7 @@
           <w:b/>
           <w:sz w:val="22"/>
         </w:rPr>
-        <w:t>▶ 실행 결과 화면 (스크린샷 붙여넣기)</w:t>
+        <w:t>▶ 실행 결과 (출력/스크린샷)</w:t>
       </w:r>
     </w:p>
     <w:tbl>
@@ -466,7 +466,7 @@
                 <w:color w:val="AAAAAA"/>
                 <w:sz w:val="18"/>
               </w:rPr>
-              <w:t>여기에 결과 스크린샷을 붙여넣으세요 (커서를 두고 Ctrl+V)</w:t>
+              <w:t>여기에 결과 출력을 적거나 스크린샷을 붙여넣으세요 (커서를 두고 Ctrl+V)</w:t>
             </w:r>
           </w:p>
         </w:tc>
@@ -595,7 +595,7 @@
           <w:rFonts w:ascii="Consolas" w:hAnsi="Consolas"/>
           <w:sz w:val="19"/>
         </w:rPr>
-        <w:t>nmap -f -T1 -p 1-1000 &lt;대상_공개IP&gt;      # fragment + slow timing</w:t>
+        <w:t>nmap -f -T1 -p 1-1000 192.168.0.161      # fragment + slow timing</w:t>
       </w:r>
     </w:p>
     <w:p>
@@ -703,7 +703,7 @@
           <w:b/>
           <w:sz w:val="22"/>
         </w:rPr>
-        <w:t>▶ 실행 결과 화면 (스크린샷 붙여넣기)</w:t>
+        <w:t>▶ 실행 결과 (출력/스크린샷)</w:t>
       </w:r>
     </w:p>
     <w:tbl>
@@ -737,7 +737,7 @@
                 <w:color w:val="AAAAAA"/>
                 <w:sz w:val="18"/>
               </w:rPr>
-              <w:t>여기에 결과 스크린샷을 붙여넣으세요 (커서를 두고 Ctrl+V)</w:t>
+              <w:t>여기에 결과 출력을 적거나 스크린샷을 붙여넣으세요 (커서를 두고 Ctrl+V)</w:t>
             </w:r>
           </w:p>
         </w:tc>
@@ -971,7 +971,7 @@
           <w:b/>
           <w:sz w:val="22"/>
         </w:rPr>
-        <w:t>▶ 실행 결과 화면 (스크린샷 붙여넣기)</w:t>
+        <w:t>▶ 실행 결과 (출력/스크린샷)</w:t>
       </w:r>
     </w:p>
     <w:tbl>
@@ -1005,7 +1005,7 @@
                 <w:color w:val="AAAAAA"/>
                 <w:sz w:val="18"/>
               </w:rPr>
-              <w:t>여기에 결과 스크린샷을 붙여넣으세요 (커서를 두고 Ctrl+V)</w:t>
+              <w:t>여기에 결과 출력을 적거나 스크린샷을 붙여넣으세요 (커서를 두고 Ctrl+V)</w:t>
             </w:r>
           </w:p>
         </w:tc>
@@ -1280,7 +1280,7 @@
           <w:b/>
           <w:sz w:val="22"/>
         </w:rPr>
-        <w:t>▶ 실행 결과 화면 (스크린샷 붙여넣기)</w:t>
+        <w:t>▶ 실행 결과 (출력/스크린샷)</w:t>
       </w:r>
     </w:p>
     <w:tbl>
@@ -1314,7 +1314,7 @@
                 <w:color w:val="AAAAAA"/>
                 <w:sz w:val="18"/>
               </w:rPr>
-              <w:t>여기에 결과 스크린샷을 붙여넣으세요 (커서를 두고 Ctrl+V)</w:t>
+              <w:t>여기에 결과 출력을 적거나 스크린샷을 붙여넣으세요 (커서를 두고 Ctrl+V)</w:t>
             </w:r>
           </w:p>
         </w:tc>
@@ -1548,7 +1548,7 @@
           <w:b/>
           <w:sz w:val="22"/>
         </w:rPr>
-        <w:t>▶ 실행 결과 화면 (스크린샷 붙여넣기)</w:t>
+        <w:t>▶ 실행 결과 (출력/스크린샷)</w:t>
       </w:r>
     </w:p>
     <w:tbl>
@@ -1582,7 +1582,7 @@
                 <w:color w:val="AAAAAA"/>
                 <w:sz w:val="18"/>
               </w:rPr>
-              <w:t>여기에 결과 스크린샷을 붙여넣으세요 (커서를 두고 Ctrl+V)</w:t>
+              <w:t>여기에 결과 출력을 적거나 스크린샷을 붙여넣으세요 (커서를 두고 Ctrl+V)</w:t>
             </w:r>
           </w:p>
         </w:tc>

--- a/contents/battle-workbook/attack-w10.docx
+++ b/contents/battle-workbook/attack-w10.docx
@@ -312,7 +312,7 @@
           <w:rFonts w:ascii="Consolas" w:hAnsi="Consolas"/>
           <w:sz w:val="19"/>
         </w:rPr>
-        <w:t>curl -s -H "Host: dvwa.6v6.lab" \</w:t>
+        <w:t>curl -s -H "Host: dvwa.el34.lab" \</w:t>
         <w:br/>
         <w:t xml:space="preserve">  "http://192.168.0.161/?id=at10r1-kim-1%2F%2A%2A%2FUnIoN%2F%2A%2A%2FSeLeCt%2F%2A%2A%2F1"</w:t>
       </w:r>
